--- a/Lab Programs/Set-4.docx
+++ b/Lab Programs/Set-4.docx
@@ -12,6 +12,88 @@
         <w:rPr>
           <w:rFonts w:ascii="Times New Roman" w:hAnsi="Times New Roman" w:cs="Times New Roman"/>
         </w:rPr>
+        <w:t>Name: Valli Karthik</w:t>
+      </w:r>
+    </w:p>
+    <w:p>
+      <w:pPr>
+        <w:rPr>
+          <w:rFonts w:ascii="Times New Roman" w:hAnsi="Times New Roman" w:cs="Times New Roman"/>
+        </w:rPr>
+      </w:pPr>
+      <w:proofErr w:type="spellStart"/>
+      <w:r>
+        <w:rPr>
+          <w:rFonts w:ascii="Times New Roman" w:hAnsi="Times New Roman" w:cs="Times New Roman"/>
+        </w:rPr>
+        <w:t>Reg.No</w:t>
+      </w:r>
+      <w:proofErr w:type="spellEnd"/>
+      <w:r>
+        <w:rPr>
+          <w:rFonts w:ascii="Times New Roman" w:hAnsi="Times New Roman" w:cs="Times New Roman"/>
+        </w:rPr>
+        <w:t>: 192324258</w:t>
+      </w:r>
+    </w:p>
+    <w:p>
+      <w:pPr>
+        <w:jc w:val="center"/>
+        <w:rPr>
+          <w:rFonts w:ascii="Times New Roman" w:hAnsi="Times New Roman" w:cs="Times New Roman"/>
+        </w:rPr>
+      </w:pPr>
+    </w:p>
+    <w:p>
+      <w:pPr>
+        <w:jc w:val="center"/>
+        <w:rPr>
+          <w:rFonts w:ascii="Times New Roman" w:hAnsi="Times New Roman" w:cs="Times New Roman"/>
+          <w:b/>
+          <w:bCs/>
+        </w:rPr>
+      </w:pPr>
+      <w:r>
+        <w:rPr>
+          <w:rFonts w:ascii="Times New Roman" w:hAnsi="Times New Roman" w:cs="Times New Roman"/>
+          <w:b/>
+          <w:bCs/>
+        </w:rPr>
+        <w:t>DSA0502 - QUERY PROCESSING FOR DATA SCIENCE</w:t>
+      </w:r>
+    </w:p>
+    <w:p>
+      <w:pPr>
+        <w:rPr>
+          <w:rFonts w:ascii="Times New Roman" w:hAnsi="Times New Roman" w:cs="Times New Roman"/>
+        </w:rPr>
+      </w:pPr>
+      <w:r>
+        <w:rPr>
+          <w:rFonts w:ascii="Times New Roman" w:hAnsi="Times New Roman" w:cs="Times New Roman"/>
+          <w:b/>
+          <w:bCs/>
+        </w:rPr>
+        <w:t>Date: 17-07-2026</w:t>
+      </w:r>
+    </w:p>
+    <w:p>
+      <w:pPr>
+        <w:rPr>
+          <w:rFonts w:ascii="Times New Roman" w:hAnsi="Times New Roman" w:cs="Times New Roman"/>
+        </w:rPr>
+      </w:pPr>
+    </w:p>
+    <w:p>
+      <w:pPr>
+        <w:rPr>
+          <w:rFonts w:ascii="Times New Roman" w:hAnsi="Times New Roman" w:cs="Times New Roman"/>
+        </w:rPr>
+      </w:pPr>
+      <w:r>
+        <w:rPr>
+          <w:rFonts w:ascii="Times New Roman" w:hAnsi="Times New Roman" w:cs="Times New Roman"/>
+        </w:rPr>
         <w:t>7.Write a Pandas program to create a Pivot table and find the maximum and minimum</w:t>
       </w:r>
     </w:p>
@@ -71,20 +153,56 @@
         <w:rPr>
           <w:rFonts w:ascii="Times New Roman" w:hAnsi="Times New Roman" w:cs="Times New Roman"/>
         </w:rPr>
-        <w:t>sales = pd.read_csv("sales_data.csv")</w:t>
-      </w:r>
-    </w:p>
-    <w:p>
-      <w:pPr>
-        <w:rPr>
-          <w:rFonts w:ascii="Times New Roman" w:hAnsi="Times New Roman" w:cs="Times New Roman"/>
-        </w:rPr>
-      </w:pPr>
-      <w:r>
-        <w:rPr>
-          <w:rFonts w:ascii="Times New Roman" w:hAnsi="Times New Roman" w:cs="Times New Roman"/>
-        </w:rPr>
-        <w:t>pivot_table = pd.pivot_table(</w:t>
+        <w:t xml:space="preserve">sales = </w:t>
+      </w:r>
+      <w:proofErr w:type="spellStart"/>
+      <w:r>
+        <w:rPr>
+          <w:rFonts w:ascii="Times New Roman" w:hAnsi="Times New Roman" w:cs="Times New Roman"/>
+        </w:rPr>
+        <w:t>pd.read_csv</w:t>
+      </w:r>
+      <w:proofErr w:type="spellEnd"/>
+      <w:r>
+        <w:rPr>
+          <w:rFonts w:ascii="Times New Roman" w:hAnsi="Times New Roman" w:cs="Times New Roman"/>
+        </w:rPr>
+        <w:t>("sales_data.csv")</w:t>
+      </w:r>
+    </w:p>
+    <w:p>
+      <w:pPr>
+        <w:rPr>
+          <w:rFonts w:ascii="Times New Roman" w:hAnsi="Times New Roman" w:cs="Times New Roman"/>
+        </w:rPr>
+      </w:pPr>
+      <w:proofErr w:type="spellStart"/>
+      <w:r>
+        <w:rPr>
+          <w:rFonts w:ascii="Times New Roman" w:hAnsi="Times New Roman" w:cs="Times New Roman"/>
+        </w:rPr>
+        <w:t>pivot_table</w:t>
+      </w:r>
+      <w:proofErr w:type="spellEnd"/>
+      <w:r>
+        <w:rPr>
+          <w:rFonts w:ascii="Times New Roman" w:hAnsi="Times New Roman" w:cs="Times New Roman"/>
+        </w:rPr>
+        <w:t xml:space="preserve"> = </w:t>
+      </w:r>
+      <w:proofErr w:type="spellStart"/>
+      <w:r>
+        <w:rPr>
+          <w:rFonts w:ascii="Times New Roman" w:hAnsi="Times New Roman" w:cs="Times New Roman"/>
+        </w:rPr>
+        <w:t>pd.pivot_table</w:t>
+      </w:r>
+      <w:proofErr w:type="spellEnd"/>
+      <w:r>
+        <w:rPr>
+          <w:rFonts w:ascii="Times New Roman" w:hAnsi="Times New Roman" w:cs="Times New Roman"/>
+        </w:rPr>
+        <w:t>(</w:t>
       </w:r>
     </w:p>
     <w:p>
@@ -110,7 +228,21 @@
         <w:rPr>
           <w:rFonts w:ascii="Times New Roman" w:hAnsi="Times New Roman" w:cs="Times New Roman"/>
         </w:rPr>
-        <w:t xml:space="preserve">    values="Sale_Value",</w:t>
+        <w:t xml:space="preserve">    values="</w:t>
+      </w:r>
+      <w:proofErr w:type="spellStart"/>
+      <w:r>
+        <w:rPr>
+          <w:rFonts w:ascii="Times New Roman" w:hAnsi="Times New Roman" w:cs="Times New Roman"/>
+        </w:rPr>
+        <w:t>Sale_Value</w:t>
+      </w:r>
+      <w:proofErr w:type="spellEnd"/>
+      <w:r>
+        <w:rPr>
+          <w:rFonts w:ascii="Times New Roman" w:hAnsi="Times New Roman" w:cs="Times New Roman"/>
+        </w:rPr>
+        <w:t>",</w:t>
       </w:r>
     </w:p>
     <w:p>
@@ -136,7 +268,21 @@
         <w:rPr>
           <w:rFonts w:ascii="Times New Roman" w:hAnsi="Times New Roman" w:cs="Times New Roman"/>
         </w:rPr>
-        <w:t xml:space="preserve">    aggfunc=["max", "min"]</w:t>
+        <w:t xml:space="preserve">    </w:t>
+      </w:r>
+      <w:proofErr w:type="spellStart"/>
+      <w:r>
+        <w:rPr>
+          <w:rFonts w:ascii="Times New Roman" w:hAnsi="Times New Roman" w:cs="Times New Roman"/>
+        </w:rPr>
+        <w:t>aggfunc</w:t>
+      </w:r>
+      <w:proofErr w:type="spellEnd"/>
+      <w:r>
+        <w:rPr>
+          <w:rFonts w:ascii="Times New Roman" w:hAnsi="Times New Roman" w:cs="Times New Roman"/>
+        </w:rPr>
+        <w:t>=["max", "min"]</w:t>
       </w:r>
     </w:p>
     <w:p>
@@ -162,7 +308,21 @@
         <w:rPr>
           <w:rFonts w:ascii="Times New Roman" w:hAnsi="Times New Roman" w:cs="Times New Roman"/>
         </w:rPr>
-        <w:t>print(pivot_table)</w:t>
+        <w:t>print(</w:t>
+      </w:r>
+      <w:proofErr w:type="spellStart"/>
+      <w:r>
+        <w:rPr>
+          <w:rFonts w:ascii="Times New Roman" w:hAnsi="Times New Roman" w:cs="Times New Roman"/>
+        </w:rPr>
+        <w:t>pivot_table</w:t>
+      </w:r>
+      <w:proofErr w:type="spellEnd"/>
+      <w:r>
+        <w:rPr>
+          <w:rFonts w:ascii="Times New Roman" w:hAnsi="Times New Roman" w:cs="Times New Roman"/>
+        </w:rPr>
+        <w:t>)</w:t>
       </w:r>
     </w:p>
     <w:p>
@@ -195,6 +355,7 @@
       <w:r>
         <w:rPr>
           <w:rFonts w:ascii="Times New Roman" w:hAnsi="Times New Roman" w:cs="Times New Roman"/>
+          <w:noProof/>
         </w:rPr>
         <w:drawing>
           <wp:inline distT="0" distB="0" distL="0" distR="0" wp14:anchorId="5E23286C" wp14:editId="47869DD0">
@@ -281,48 +442,6 @@
           <w:rFonts w:ascii="Times New Roman" w:hAnsi="Times New Roman" w:cs="Times New Roman"/>
         </w:rPr>
       </w:pPr>
-    </w:p>
-    <w:p>
-      <w:pPr>
-        <w:rPr>
-          <w:rFonts w:ascii="Times New Roman" w:hAnsi="Times New Roman" w:cs="Times New Roman"/>
-        </w:rPr>
-      </w:pPr>
-    </w:p>
-    <w:p>
-      <w:pPr>
-        <w:rPr>
-          <w:rFonts w:ascii="Times New Roman" w:hAnsi="Times New Roman" w:cs="Times New Roman"/>
-        </w:rPr>
-      </w:pPr>
-    </w:p>
-    <w:p>
-      <w:pPr>
-        <w:rPr>
-          <w:rFonts w:ascii="Times New Roman" w:hAnsi="Times New Roman" w:cs="Times New Roman"/>
-        </w:rPr>
-      </w:pPr>
-    </w:p>
-    <w:p>
-      <w:pPr>
-        <w:rPr>
-          <w:rFonts w:ascii="Times New Roman" w:hAnsi="Times New Roman" w:cs="Times New Roman"/>
-        </w:rPr>
-      </w:pPr>
-    </w:p>
-    <w:p>
-      <w:pPr>
-        <w:rPr>
-          <w:rFonts w:ascii="Times New Roman" w:hAnsi="Times New Roman" w:cs="Times New Roman"/>
-        </w:rPr>
-      </w:pPr>
-    </w:p>
-    <w:p>
-      <w:pPr>
-        <w:rPr>
-          <w:rFonts w:ascii="Times New Roman" w:hAnsi="Times New Roman" w:cs="Times New Roman"/>
-        </w:rPr>
-      </w:pPr>
       <w:r>
         <w:rPr>
           <w:rFonts w:ascii="Times New Roman" w:hAnsi="Times New Roman" w:cs="Times New Roman"/>
@@ -374,20 +493,56 @@
         <w:rPr>
           <w:rFonts w:ascii="Times New Roman" w:hAnsi="Times New Roman" w:cs="Times New Roman"/>
         </w:rPr>
-        <w:t>sales = pd.read_csv("sales_data.csv")</w:t>
-      </w:r>
-    </w:p>
-    <w:p>
-      <w:pPr>
-        <w:rPr>
-          <w:rFonts w:ascii="Times New Roman" w:hAnsi="Times New Roman" w:cs="Times New Roman"/>
-        </w:rPr>
-      </w:pPr>
-      <w:r>
-        <w:rPr>
-          <w:rFonts w:ascii="Times New Roman" w:hAnsi="Times New Roman" w:cs="Times New Roman"/>
-        </w:rPr>
-        <w:t>pivot_table = pd.pivot_table(</w:t>
+        <w:t xml:space="preserve">sales = </w:t>
+      </w:r>
+      <w:proofErr w:type="spellStart"/>
+      <w:r>
+        <w:rPr>
+          <w:rFonts w:ascii="Times New Roman" w:hAnsi="Times New Roman" w:cs="Times New Roman"/>
+        </w:rPr>
+        <w:t>pd.read_csv</w:t>
+      </w:r>
+      <w:proofErr w:type="spellEnd"/>
+      <w:r>
+        <w:rPr>
+          <w:rFonts w:ascii="Times New Roman" w:hAnsi="Times New Roman" w:cs="Times New Roman"/>
+        </w:rPr>
+        <w:t>("sales_data.csv")</w:t>
+      </w:r>
+    </w:p>
+    <w:p>
+      <w:pPr>
+        <w:rPr>
+          <w:rFonts w:ascii="Times New Roman" w:hAnsi="Times New Roman" w:cs="Times New Roman"/>
+        </w:rPr>
+      </w:pPr>
+      <w:proofErr w:type="spellStart"/>
+      <w:r>
+        <w:rPr>
+          <w:rFonts w:ascii="Times New Roman" w:hAnsi="Times New Roman" w:cs="Times New Roman"/>
+        </w:rPr>
+        <w:t>pivot_table</w:t>
+      </w:r>
+      <w:proofErr w:type="spellEnd"/>
+      <w:r>
+        <w:rPr>
+          <w:rFonts w:ascii="Times New Roman" w:hAnsi="Times New Roman" w:cs="Times New Roman"/>
+        </w:rPr>
+        <w:t xml:space="preserve"> = </w:t>
+      </w:r>
+      <w:proofErr w:type="spellStart"/>
+      <w:r>
+        <w:rPr>
+          <w:rFonts w:ascii="Times New Roman" w:hAnsi="Times New Roman" w:cs="Times New Roman"/>
+        </w:rPr>
+        <w:t>pd.pivot_table</w:t>
+      </w:r>
+      <w:proofErr w:type="spellEnd"/>
+      <w:r>
+        <w:rPr>
+          <w:rFonts w:ascii="Times New Roman" w:hAnsi="Times New Roman" w:cs="Times New Roman"/>
+        </w:rPr>
+        <w:t>(</w:t>
       </w:r>
     </w:p>
     <w:p>
@@ -413,7 +568,21 @@
         <w:rPr>
           <w:rFonts w:ascii="Times New Roman" w:hAnsi="Times New Roman" w:cs="Times New Roman"/>
         </w:rPr>
-        <w:t xml:space="preserve">    values="Unit_Sold",</w:t>
+        <w:t xml:space="preserve">    values="</w:t>
+      </w:r>
+      <w:proofErr w:type="spellStart"/>
+      <w:r>
+        <w:rPr>
+          <w:rFonts w:ascii="Times New Roman" w:hAnsi="Times New Roman" w:cs="Times New Roman"/>
+        </w:rPr>
+        <w:t>Unit_Sold</w:t>
+      </w:r>
+      <w:proofErr w:type="spellEnd"/>
+      <w:r>
+        <w:rPr>
+          <w:rFonts w:ascii="Times New Roman" w:hAnsi="Times New Roman" w:cs="Times New Roman"/>
+        </w:rPr>
+        <w:t>",</w:t>
       </w:r>
     </w:p>
     <w:p>
@@ -439,7 +608,21 @@
         <w:rPr>
           <w:rFonts w:ascii="Times New Roman" w:hAnsi="Times New Roman" w:cs="Times New Roman"/>
         </w:rPr>
-        <w:t xml:space="preserve">    aggfunc="sum"</w:t>
+        <w:t xml:space="preserve">    </w:t>
+      </w:r>
+      <w:proofErr w:type="spellStart"/>
+      <w:r>
+        <w:rPr>
+          <w:rFonts w:ascii="Times New Roman" w:hAnsi="Times New Roman" w:cs="Times New Roman"/>
+        </w:rPr>
+        <w:t>aggfunc</w:t>
+      </w:r>
+      <w:proofErr w:type="spellEnd"/>
+      <w:r>
+        <w:rPr>
+          <w:rFonts w:ascii="Times New Roman" w:hAnsi="Times New Roman" w:cs="Times New Roman"/>
+        </w:rPr>
+        <w:t>="sum"</w:t>
       </w:r>
     </w:p>
     <w:p>
@@ -465,7 +648,21 @@
         <w:rPr>
           <w:rFonts w:ascii="Times New Roman" w:hAnsi="Times New Roman" w:cs="Times New Roman"/>
         </w:rPr>
-        <w:t>print(pivot_table)</w:t>
+        <w:t>print(</w:t>
+      </w:r>
+      <w:proofErr w:type="spellStart"/>
+      <w:r>
+        <w:rPr>
+          <w:rFonts w:ascii="Times New Roman" w:hAnsi="Times New Roman" w:cs="Times New Roman"/>
+        </w:rPr>
+        <w:t>pivot_table</w:t>
+      </w:r>
+      <w:proofErr w:type="spellEnd"/>
+      <w:r>
+        <w:rPr>
+          <w:rFonts w:ascii="Times New Roman" w:hAnsi="Times New Roman" w:cs="Times New Roman"/>
+        </w:rPr>
+        <w:t>)</w:t>
       </w:r>
     </w:p>
     <w:p>
@@ -497,6 +694,7 @@
       <w:r>
         <w:rPr>
           <w:rFonts w:ascii="Times New Roman" w:hAnsi="Times New Roman" w:cs="Times New Roman"/>
+          <w:noProof/>
         </w:rPr>
         <w:drawing>
           <wp:inline distT="0" distB="0" distL="0" distR="0" wp14:anchorId="32BDBEE5" wp14:editId="5AB51814">
@@ -1155,7 +1353,6 @@
   <w:style w:type="character" w:default="1" w:styleId="DefaultParagraphFont">
     <w:name w:val="Default Paragraph Font"/>
     <w:uiPriority w:val="1"/>
-    <w:semiHidden/>
     <w:unhideWhenUsed/>
   </w:style>
   <w:style w:type="table" w:default="1" w:styleId="TableNormal">

--- a/Lab Programs/Set-4.docx
+++ b/Lab Programs/Set-4.docx
@@ -336,6 +336,164 @@
       <w:pPr>
         <w:rPr>
           <w:rFonts w:ascii="Times New Roman" w:hAnsi="Times New Roman" w:cs="Times New Roman"/>
+        </w:rPr>
+      </w:pPr>
+      <w:r>
+        <w:rPr>
+          <w:rFonts w:ascii="Times New Roman" w:hAnsi="Times New Roman" w:cs="Times New Roman"/>
+        </w:rPr>
+        <w:t>CSV:</w:t>
+      </w:r>
+    </w:p>
+    <w:p>
+      <w:pPr>
+        <w:rPr>
+          <w:rFonts w:ascii="Times New Roman" w:hAnsi="Times New Roman" w:cs="Times New Roman"/>
+        </w:rPr>
+      </w:pPr>
+      <w:proofErr w:type="spellStart"/>
+      <w:r>
+        <w:rPr>
+          <w:rFonts w:ascii="Times New Roman" w:hAnsi="Times New Roman" w:cs="Times New Roman"/>
+        </w:rPr>
+        <w:t>Item,Unit_Sold,Sale_Value</w:t>
+      </w:r>
+      <w:proofErr w:type="spellEnd"/>
+    </w:p>
+    <w:p>
+      <w:pPr>
+        <w:rPr>
+          <w:rFonts w:ascii="Times New Roman" w:hAnsi="Times New Roman" w:cs="Times New Roman"/>
+        </w:rPr>
+      </w:pPr>
+      <w:r>
+        <w:rPr>
+          <w:rFonts w:ascii="Times New Roman" w:hAnsi="Times New Roman" w:cs="Times New Roman"/>
+        </w:rPr>
+        <w:t>Laptop,5,250000</w:t>
+      </w:r>
+    </w:p>
+    <w:p>
+      <w:pPr>
+        <w:rPr>
+          <w:rFonts w:ascii="Times New Roman" w:hAnsi="Times New Roman" w:cs="Times New Roman"/>
+        </w:rPr>
+      </w:pPr>
+      <w:r>
+        <w:rPr>
+          <w:rFonts w:ascii="Times New Roman" w:hAnsi="Times New Roman" w:cs="Times New Roman"/>
+        </w:rPr>
+        <w:t>Mouse,20,10000</w:t>
+      </w:r>
+    </w:p>
+    <w:p>
+      <w:pPr>
+        <w:rPr>
+          <w:rFonts w:ascii="Times New Roman" w:hAnsi="Times New Roman" w:cs="Times New Roman"/>
+        </w:rPr>
+      </w:pPr>
+      <w:r>
+        <w:rPr>
+          <w:rFonts w:ascii="Times New Roman" w:hAnsi="Times New Roman" w:cs="Times New Roman"/>
+        </w:rPr>
+        <w:t>Keyboard,10,30000</w:t>
+      </w:r>
+    </w:p>
+    <w:p>
+      <w:pPr>
+        <w:rPr>
+          <w:rFonts w:ascii="Times New Roman" w:hAnsi="Times New Roman" w:cs="Times New Roman"/>
+        </w:rPr>
+      </w:pPr>
+      <w:r>
+        <w:rPr>
+          <w:rFonts w:ascii="Times New Roman" w:hAnsi="Times New Roman" w:cs="Times New Roman"/>
+        </w:rPr>
+        <w:t>Laptop,8,400000</w:t>
+      </w:r>
+    </w:p>
+    <w:p>
+      <w:pPr>
+        <w:rPr>
+          <w:rFonts w:ascii="Times New Roman" w:hAnsi="Times New Roman" w:cs="Times New Roman"/>
+        </w:rPr>
+      </w:pPr>
+      <w:r>
+        <w:rPr>
+          <w:rFonts w:ascii="Times New Roman" w:hAnsi="Times New Roman" w:cs="Times New Roman"/>
+        </w:rPr>
+        <w:t>Mouse,15,7500</w:t>
+      </w:r>
+    </w:p>
+    <w:p>
+      <w:pPr>
+        <w:rPr>
+          <w:rFonts w:ascii="Times New Roman" w:hAnsi="Times New Roman" w:cs="Times New Roman"/>
+        </w:rPr>
+      </w:pPr>
+      <w:r>
+        <w:rPr>
+          <w:rFonts w:ascii="Times New Roman" w:hAnsi="Times New Roman" w:cs="Times New Roman"/>
+        </w:rPr>
+        <w:t>Monitor,6,90000</w:t>
+      </w:r>
+    </w:p>
+    <w:p>
+      <w:pPr>
+        <w:rPr>
+          <w:rFonts w:ascii="Times New Roman" w:hAnsi="Times New Roman" w:cs="Times New Roman"/>
+        </w:rPr>
+      </w:pPr>
+      <w:r>
+        <w:rPr>
+          <w:rFonts w:ascii="Times New Roman" w:hAnsi="Times New Roman" w:cs="Times New Roman"/>
+        </w:rPr>
+        <w:t>Keyboard,12,36000</w:t>
+      </w:r>
+    </w:p>
+    <w:p>
+      <w:pPr>
+        <w:rPr>
+          <w:rFonts w:ascii="Times New Roman" w:hAnsi="Times New Roman" w:cs="Times New Roman"/>
+        </w:rPr>
+      </w:pPr>
+      <w:r>
+        <w:rPr>
+          <w:rFonts w:ascii="Times New Roman" w:hAnsi="Times New Roman" w:cs="Times New Roman"/>
+        </w:rPr>
+        <w:t>Laptop,4,200000</w:t>
+      </w:r>
+    </w:p>
+    <w:p>
+      <w:pPr>
+        <w:rPr>
+          <w:rFonts w:ascii="Times New Roman" w:hAnsi="Times New Roman" w:cs="Times New Roman"/>
+        </w:rPr>
+      </w:pPr>
+      <w:r>
+        <w:rPr>
+          <w:rFonts w:ascii="Times New Roman" w:hAnsi="Times New Roman" w:cs="Times New Roman"/>
+        </w:rPr>
+        <w:t>Monitor,3,45000</w:t>
+      </w:r>
+    </w:p>
+    <w:p>
+      <w:pPr>
+        <w:rPr>
+          <w:rFonts w:ascii="Times New Roman" w:hAnsi="Times New Roman" w:cs="Times New Roman"/>
+        </w:rPr>
+      </w:pPr>
+      <w:r>
+        <w:rPr>
+          <w:rFonts w:ascii="Times New Roman" w:hAnsi="Times New Roman" w:cs="Times New Roman"/>
+        </w:rPr>
+        <w:t>Mouse,18,9000</w:t>
+      </w:r>
+    </w:p>
+    <w:p>
+      <w:pPr>
+        <w:rPr>
+          <w:rFonts w:ascii="Times New Roman" w:hAnsi="Times New Roman" w:cs="Times New Roman"/>
           <w:noProof/>
         </w:rPr>
       </w:pPr>
@@ -343,6 +501,7 @@
         <w:rPr>
           <w:rFonts w:ascii="Times New Roman" w:hAnsi="Times New Roman" w:cs="Times New Roman"/>
         </w:rPr>
+        <w:lastRenderedPageBreak/>
         <w:t xml:space="preserve">Output: </w:t>
       </w:r>
     </w:p>
@@ -407,34 +566,392 @@
           <w:rFonts w:ascii="Times New Roman" w:hAnsi="Times New Roman" w:cs="Times New Roman"/>
         </w:rPr>
       </w:pPr>
-    </w:p>
-    <w:p>
-      <w:pPr>
-        <w:rPr>
-          <w:rFonts w:ascii="Times New Roman" w:hAnsi="Times New Roman" w:cs="Times New Roman"/>
-        </w:rPr>
-      </w:pPr>
-    </w:p>
-    <w:p>
-      <w:pPr>
-        <w:rPr>
-          <w:rFonts w:ascii="Times New Roman" w:hAnsi="Times New Roman" w:cs="Times New Roman"/>
-        </w:rPr>
-      </w:pPr>
-    </w:p>
-    <w:p>
-      <w:pPr>
-        <w:rPr>
-          <w:rFonts w:ascii="Times New Roman" w:hAnsi="Times New Roman" w:cs="Times New Roman"/>
-        </w:rPr>
-      </w:pPr>
-    </w:p>
-    <w:p>
-      <w:pPr>
-        <w:rPr>
-          <w:rFonts w:ascii="Times New Roman" w:hAnsi="Times New Roman" w:cs="Times New Roman"/>
-        </w:rPr>
-      </w:pPr>
+      <w:r>
+        <w:rPr>
+          <w:rFonts w:ascii="Times New Roman" w:hAnsi="Times New Roman" w:cs="Times New Roman"/>
+        </w:rPr>
+        <w:t>8.Write a Pandas program to create a Pivot table and find the item wise unit sold.</w:t>
+      </w:r>
+    </w:p>
+    <w:p>
+      <w:pPr>
+        <w:rPr>
+          <w:rFonts w:ascii="Times New Roman" w:hAnsi="Times New Roman" w:cs="Times New Roman"/>
+        </w:rPr>
+      </w:pPr>
+    </w:p>
+    <w:p>
+      <w:pPr>
+        <w:rPr>
+          <w:rFonts w:ascii="Times New Roman" w:hAnsi="Times New Roman" w:cs="Times New Roman"/>
+        </w:rPr>
+      </w:pPr>
+      <w:r>
+        <w:rPr>
+          <w:rFonts w:ascii="Times New Roman" w:hAnsi="Times New Roman" w:cs="Times New Roman"/>
+        </w:rPr>
+        <w:t>Code:</w:t>
+      </w:r>
+    </w:p>
+    <w:p>
+      <w:pPr>
+        <w:rPr>
+          <w:rFonts w:ascii="Times New Roman" w:hAnsi="Times New Roman" w:cs="Times New Roman"/>
+        </w:rPr>
+      </w:pPr>
+      <w:r>
+        <w:rPr>
+          <w:rFonts w:ascii="Times New Roman" w:hAnsi="Times New Roman" w:cs="Times New Roman"/>
+        </w:rPr>
+        <w:t>import pandas as pd</w:t>
+      </w:r>
+    </w:p>
+    <w:p>
+      <w:pPr>
+        <w:rPr>
+          <w:rFonts w:ascii="Times New Roman" w:hAnsi="Times New Roman" w:cs="Times New Roman"/>
+        </w:rPr>
+      </w:pPr>
+      <w:r>
+        <w:rPr>
+          <w:rFonts w:ascii="Times New Roman" w:hAnsi="Times New Roman" w:cs="Times New Roman"/>
+        </w:rPr>
+        <w:t xml:space="preserve">sales = </w:t>
+      </w:r>
+      <w:proofErr w:type="spellStart"/>
+      <w:r>
+        <w:rPr>
+          <w:rFonts w:ascii="Times New Roman" w:hAnsi="Times New Roman" w:cs="Times New Roman"/>
+        </w:rPr>
+        <w:t>pd.read_csv</w:t>
+      </w:r>
+      <w:proofErr w:type="spellEnd"/>
+      <w:r>
+        <w:rPr>
+          <w:rFonts w:ascii="Times New Roman" w:hAnsi="Times New Roman" w:cs="Times New Roman"/>
+        </w:rPr>
+        <w:t>("sales_data.csv")</w:t>
+      </w:r>
+    </w:p>
+    <w:p>
+      <w:pPr>
+        <w:rPr>
+          <w:rFonts w:ascii="Times New Roman" w:hAnsi="Times New Roman" w:cs="Times New Roman"/>
+        </w:rPr>
+      </w:pPr>
+      <w:proofErr w:type="spellStart"/>
+      <w:r>
+        <w:rPr>
+          <w:rFonts w:ascii="Times New Roman" w:hAnsi="Times New Roman" w:cs="Times New Roman"/>
+        </w:rPr>
+        <w:t>pivot_table</w:t>
+      </w:r>
+      <w:proofErr w:type="spellEnd"/>
+      <w:r>
+        <w:rPr>
+          <w:rFonts w:ascii="Times New Roman" w:hAnsi="Times New Roman" w:cs="Times New Roman"/>
+        </w:rPr>
+        <w:t xml:space="preserve"> = </w:t>
+      </w:r>
+      <w:proofErr w:type="spellStart"/>
+      <w:r>
+        <w:rPr>
+          <w:rFonts w:ascii="Times New Roman" w:hAnsi="Times New Roman" w:cs="Times New Roman"/>
+        </w:rPr>
+        <w:t>pd.pivot_table</w:t>
+      </w:r>
+      <w:proofErr w:type="spellEnd"/>
+      <w:r>
+        <w:rPr>
+          <w:rFonts w:ascii="Times New Roman" w:hAnsi="Times New Roman" w:cs="Times New Roman"/>
+        </w:rPr>
+        <w:t>(</w:t>
+      </w:r>
+    </w:p>
+    <w:p>
+      <w:pPr>
+        <w:rPr>
+          <w:rFonts w:ascii="Times New Roman" w:hAnsi="Times New Roman" w:cs="Times New Roman"/>
+        </w:rPr>
+      </w:pPr>
+      <w:r>
+        <w:rPr>
+          <w:rFonts w:ascii="Times New Roman" w:hAnsi="Times New Roman" w:cs="Times New Roman"/>
+        </w:rPr>
+        <w:t xml:space="preserve">    sales,</w:t>
+      </w:r>
+    </w:p>
+    <w:p>
+      <w:pPr>
+        <w:rPr>
+          <w:rFonts w:ascii="Times New Roman" w:hAnsi="Times New Roman" w:cs="Times New Roman"/>
+        </w:rPr>
+      </w:pPr>
+      <w:r>
+        <w:rPr>
+          <w:rFonts w:ascii="Times New Roman" w:hAnsi="Times New Roman" w:cs="Times New Roman"/>
+        </w:rPr>
+        <w:t xml:space="preserve">    values="</w:t>
+      </w:r>
+      <w:proofErr w:type="spellStart"/>
+      <w:r>
+        <w:rPr>
+          <w:rFonts w:ascii="Times New Roman" w:hAnsi="Times New Roman" w:cs="Times New Roman"/>
+        </w:rPr>
+        <w:t>Unit_Sold</w:t>
+      </w:r>
+      <w:proofErr w:type="spellEnd"/>
+      <w:r>
+        <w:rPr>
+          <w:rFonts w:ascii="Times New Roman" w:hAnsi="Times New Roman" w:cs="Times New Roman"/>
+        </w:rPr>
+        <w:t>",</w:t>
+      </w:r>
+    </w:p>
+    <w:p>
+      <w:pPr>
+        <w:rPr>
+          <w:rFonts w:ascii="Times New Roman" w:hAnsi="Times New Roman" w:cs="Times New Roman"/>
+        </w:rPr>
+      </w:pPr>
+      <w:r>
+        <w:rPr>
+          <w:rFonts w:ascii="Times New Roman" w:hAnsi="Times New Roman" w:cs="Times New Roman"/>
+        </w:rPr>
+        <w:t xml:space="preserve">    index="Item",</w:t>
+      </w:r>
+    </w:p>
+    <w:p>
+      <w:pPr>
+        <w:rPr>
+          <w:rFonts w:ascii="Times New Roman" w:hAnsi="Times New Roman" w:cs="Times New Roman"/>
+        </w:rPr>
+      </w:pPr>
+      <w:r>
+        <w:rPr>
+          <w:rFonts w:ascii="Times New Roman" w:hAnsi="Times New Roman" w:cs="Times New Roman"/>
+        </w:rPr>
+        <w:t xml:space="preserve">    </w:t>
+      </w:r>
+      <w:proofErr w:type="spellStart"/>
+      <w:r>
+        <w:rPr>
+          <w:rFonts w:ascii="Times New Roman" w:hAnsi="Times New Roman" w:cs="Times New Roman"/>
+        </w:rPr>
+        <w:t>aggfunc</w:t>
+      </w:r>
+      <w:proofErr w:type="spellEnd"/>
+      <w:r>
+        <w:rPr>
+          <w:rFonts w:ascii="Times New Roman" w:hAnsi="Times New Roman" w:cs="Times New Roman"/>
+        </w:rPr>
+        <w:t>="sum"</w:t>
+      </w:r>
+    </w:p>
+    <w:p>
+      <w:pPr>
+        <w:rPr>
+          <w:rFonts w:ascii="Times New Roman" w:hAnsi="Times New Roman" w:cs="Times New Roman"/>
+        </w:rPr>
+      </w:pPr>
+      <w:r>
+        <w:rPr>
+          <w:rFonts w:ascii="Times New Roman" w:hAnsi="Times New Roman" w:cs="Times New Roman"/>
+        </w:rPr>
+        <w:t>)</w:t>
+      </w:r>
+    </w:p>
+    <w:p>
+      <w:pPr>
+        <w:rPr>
+          <w:rFonts w:ascii="Times New Roman" w:hAnsi="Times New Roman" w:cs="Times New Roman"/>
+        </w:rPr>
+      </w:pPr>
+      <w:r>
+        <w:rPr>
+          <w:rFonts w:ascii="Times New Roman" w:hAnsi="Times New Roman" w:cs="Times New Roman"/>
+        </w:rPr>
+        <w:t>print(</w:t>
+      </w:r>
+      <w:proofErr w:type="spellStart"/>
+      <w:r>
+        <w:rPr>
+          <w:rFonts w:ascii="Times New Roman" w:hAnsi="Times New Roman" w:cs="Times New Roman"/>
+        </w:rPr>
+        <w:t>pivot_table</w:t>
+      </w:r>
+      <w:proofErr w:type="spellEnd"/>
+      <w:r>
+        <w:rPr>
+          <w:rFonts w:ascii="Times New Roman" w:hAnsi="Times New Roman" w:cs="Times New Roman"/>
+        </w:rPr>
+        <w:t>)</w:t>
+      </w:r>
+    </w:p>
+    <w:p>
+      <w:pPr>
+        <w:rPr>
+          <w:rFonts w:ascii="Times New Roman" w:hAnsi="Times New Roman" w:cs="Times New Roman"/>
+        </w:rPr>
+      </w:pPr>
+    </w:p>
+    <w:p>
+      <w:pPr>
+        <w:rPr>
+          <w:rFonts w:ascii="Times New Roman" w:hAnsi="Times New Roman" w:cs="Times New Roman"/>
+        </w:rPr>
+      </w:pPr>
+      <w:r>
+        <w:rPr>
+          <w:rFonts w:ascii="Times New Roman" w:hAnsi="Times New Roman" w:cs="Times New Roman"/>
+        </w:rPr>
+        <w:t>CSV:</w:t>
+      </w:r>
+    </w:p>
+    <w:p>
+      <w:pPr>
+        <w:rPr>
+          <w:rFonts w:ascii="Times New Roman" w:hAnsi="Times New Roman" w:cs="Times New Roman"/>
+        </w:rPr>
+      </w:pPr>
+      <w:proofErr w:type="spellStart"/>
+      <w:r>
+        <w:rPr>
+          <w:rFonts w:ascii="Times New Roman" w:hAnsi="Times New Roman" w:cs="Times New Roman"/>
+        </w:rPr>
+        <w:t>Item,Unit_Sold,Sale_Value</w:t>
+      </w:r>
+      <w:proofErr w:type="spellEnd"/>
+    </w:p>
+    <w:p>
+      <w:pPr>
+        <w:rPr>
+          <w:rFonts w:ascii="Times New Roman" w:hAnsi="Times New Roman" w:cs="Times New Roman"/>
+        </w:rPr>
+      </w:pPr>
+      <w:r>
+        <w:rPr>
+          <w:rFonts w:ascii="Times New Roman" w:hAnsi="Times New Roman" w:cs="Times New Roman"/>
+        </w:rPr>
+        <w:t>Laptop,5,250000</w:t>
+      </w:r>
+    </w:p>
+    <w:p>
+      <w:pPr>
+        <w:rPr>
+          <w:rFonts w:ascii="Times New Roman" w:hAnsi="Times New Roman" w:cs="Times New Roman"/>
+        </w:rPr>
+      </w:pPr>
+      <w:r>
+        <w:rPr>
+          <w:rFonts w:ascii="Times New Roman" w:hAnsi="Times New Roman" w:cs="Times New Roman"/>
+        </w:rPr>
+        <w:t>Mouse,20,10000</w:t>
+      </w:r>
+    </w:p>
+    <w:p>
+      <w:pPr>
+        <w:rPr>
+          <w:rFonts w:ascii="Times New Roman" w:hAnsi="Times New Roman" w:cs="Times New Roman"/>
+        </w:rPr>
+      </w:pPr>
+      <w:r>
+        <w:rPr>
+          <w:rFonts w:ascii="Times New Roman" w:hAnsi="Times New Roman" w:cs="Times New Roman"/>
+        </w:rPr>
+        <w:t>Keyboard,10,30000</w:t>
+      </w:r>
+    </w:p>
+    <w:p>
+      <w:pPr>
+        <w:rPr>
+          <w:rFonts w:ascii="Times New Roman" w:hAnsi="Times New Roman" w:cs="Times New Roman"/>
+        </w:rPr>
+      </w:pPr>
+      <w:r>
+        <w:rPr>
+          <w:rFonts w:ascii="Times New Roman" w:hAnsi="Times New Roman" w:cs="Times New Roman"/>
+        </w:rPr>
+        <w:t>Laptop,8,400000</w:t>
+      </w:r>
+    </w:p>
+    <w:p>
+      <w:pPr>
+        <w:rPr>
+          <w:rFonts w:ascii="Times New Roman" w:hAnsi="Times New Roman" w:cs="Times New Roman"/>
+        </w:rPr>
+      </w:pPr>
+      <w:r>
+        <w:rPr>
+          <w:rFonts w:ascii="Times New Roman" w:hAnsi="Times New Roman" w:cs="Times New Roman"/>
+        </w:rPr>
+        <w:t>Mouse,15,7500</w:t>
+      </w:r>
+    </w:p>
+    <w:p>
+      <w:pPr>
+        <w:rPr>
+          <w:rFonts w:ascii="Times New Roman" w:hAnsi="Times New Roman" w:cs="Times New Roman"/>
+        </w:rPr>
+      </w:pPr>
+      <w:r>
+        <w:rPr>
+          <w:rFonts w:ascii="Times New Roman" w:hAnsi="Times New Roman" w:cs="Times New Roman"/>
+        </w:rPr>
+        <w:t>Monitor,6,90000</w:t>
+      </w:r>
+    </w:p>
+    <w:p>
+      <w:pPr>
+        <w:rPr>
+          <w:rFonts w:ascii="Times New Roman" w:hAnsi="Times New Roman" w:cs="Times New Roman"/>
+        </w:rPr>
+      </w:pPr>
+      <w:r>
+        <w:rPr>
+          <w:rFonts w:ascii="Times New Roman" w:hAnsi="Times New Roman" w:cs="Times New Roman"/>
+        </w:rPr>
+        <w:t>Keyboard,12,36000</w:t>
+      </w:r>
+    </w:p>
+    <w:p>
+      <w:pPr>
+        <w:rPr>
+          <w:rFonts w:ascii="Times New Roman" w:hAnsi="Times New Roman" w:cs="Times New Roman"/>
+        </w:rPr>
+      </w:pPr>
+      <w:r>
+        <w:rPr>
+          <w:rFonts w:ascii="Times New Roman" w:hAnsi="Times New Roman" w:cs="Times New Roman"/>
+        </w:rPr>
+        <w:t>Laptop,4,200000</w:t>
+      </w:r>
+    </w:p>
+    <w:p>
+      <w:pPr>
+        <w:rPr>
+          <w:rFonts w:ascii="Times New Roman" w:hAnsi="Times New Roman" w:cs="Times New Roman"/>
+        </w:rPr>
+      </w:pPr>
+      <w:r>
+        <w:rPr>
+          <w:rFonts w:ascii="Times New Roman" w:hAnsi="Times New Roman" w:cs="Times New Roman"/>
+        </w:rPr>
+        <w:t>Monitor,3,45000</w:t>
+      </w:r>
+    </w:p>
+    <w:p>
+      <w:pPr>
+        <w:rPr>
+          <w:rFonts w:ascii="Times New Roman" w:hAnsi="Times New Roman" w:cs="Times New Roman"/>
+        </w:rPr>
+      </w:pPr>
+      <w:r>
+        <w:rPr>
+          <w:rFonts w:ascii="Times New Roman" w:hAnsi="Times New Roman" w:cs="Times New Roman"/>
+        </w:rPr>
+        <w:t>Mouse,18,9000</w:t>
+      </w:r>
     </w:p>
     <w:p>
       <w:pPr>
@@ -447,241 +964,6 @@
           <w:rFonts w:ascii="Times New Roman" w:hAnsi="Times New Roman" w:cs="Times New Roman"/>
         </w:rPr>
         <w:lastRenderedPageBreak/>
-        <w:t>8.Write a Pandas program to create a Pivot table and find the item wise unit sold.</w:t>
-      </w:r>
-    </w:p>
-    <w:p>
-      <w:pPr>
-        <w:rPr>
-          <w:rFonts w:ascii="Times New Roman" w:hAnsi="Times New Roman" w:cs="Times New Roman"/>
-        </w:rPr>
-      </w:pPr>
-    </w:p>
-    <w:p>
-      <w:pPr>
-        <w:rPr>
-          <w:rFonts w:ascii="Times New Roman" w:hAnsi="Times New Roman" w:cs="Times New Roman"/>
-        </w:rPr>
-      </w:pPr>
-      <w:r>
-        <w:rPr>
-          <w:rFonts w:ascii="Times New Roman" w:hAnsi="Times New Roman" w:cs="Times New Roman"/>
-        </w:rPr>
-        <w:t>Code:</w:t>
-      </w:r>
-    </w:p>
-    <w:p>
-      <w:pPr>
-        <w:rPr>
-          <w:rFonts w:ascii="Times New Roman" w:hAnsi="Times New Roman" w:cs="Times New Roman"/>
-        </w:rPr>
-      </w:pPr>
-      <w:r>
-        <w:rPr>
-          <w:rFonts w:ascii="Times New Roman" w:hAnsi="Times New Roman" w:cs="Times New Roman"/>
-        </w:rPr>
-        <w:t>import pandas as pd</w:t>
-      </w:r>
-    </w:p>
-    <w:p>
-      <w:pPr>
-        <w:rPr>
-          <w:rFonts w:ascii="Times New Roman" w:hAnsi="Times New Roman" w:cs="Times New Roman"/>
-        </w:rPr>
-      </w:pPr>
-      <w:r>
-        <w:rPr>
-          <w:rFonts w:ascii="Times New Roman" w:hAnsi="Times New Roman" w:cs="Times New Roman"/>
-        </w:rPr>
-        <w:t xml:space="preserve">sales = </w:t>
-      </w:r>
-      <w:proofErr w:type="spellStart"/>
-      <w:r>
-        <w:rPr>
-          <w:rFonts w:ascii="Times New Roman" w:hAnsi="Times New Roman" w:cs="Times New Roman"/>
-        </w:rPr>
-        <w:t>pd.read_csv</w:t>
-      </w:r>
-      <w:proofErr w:type="spellEnd"/>
-      <w:r>
-        <w:rPr>
-          <w:rFonts w:ascii="Times New Roman" w:hAnsi="Times New Roman" w:cs="Times New Roman"/>
-        </w:rPr>
-        <w:t>("sales_data.csv")</w:t>
-      </w:r>
-    </w:p>
-    <w:p>
-      <w:pPr>
-        <w:rPr>
-          <w:rFonts w:ascii="Times New Roman" w:hAnsi="Times New Roman" w:cs="Times New Roman"/>
-        </w:rPr>
-      </w:pPr>
-      <w:proofErr w:type="spellStart"/>
-      <w:r>
-        <w:rPr>
-          <w:rFonts w:ascii="Times New Roman" w:hAnsi="Times New Roman" w:cs="Times New Roman"/>
-        </w:rPr>
-        <w:t>pivot_table</w:t>
-      </w:r>
-      <w:proofErr w:type="spellEnd"/>
-      <w:r>
-        <w:rPr>
-          <w:rFonts w:ascii="Times New Roman" w:hAnsi="Times New Roman" w:cs="Times New Roman"/>
-        </w:rPr>
-        <w:t xml:space="preserve"> = </w:t>
-      </w:r>
-      <w:proofErr w:type="spellStart"/>
-      <w:r>
-        <w:rPr>
-          <w:rFonts w:ascii="Times New Roman" w:hAnsi="Times New Roman" w:cs="Times New Roman"/>
-        </w:rPr>
-        <w:t>pd.pivot_table</w:t>
-      </w:r>
-      <w:proofErr w:type="spellEnd"/>
-      <w:r>
-        <w:rPr>
-          <w:rFonts w:ascii="Times New Roman" w:hAnsi="Times New Roman" w:cs="Times New Roman"/>
-        </w:rPr>
-        <w:t>(</w:t>
-      </w:r>
-    </w:p>
-    <w:p>
-      <w:pPr>
-        <w:rPr>
-          <w:rFonts w:ascii="Times New Roman" w:hAnsi="Times New Roman" w:cs="Times New Roman"/>
-        </w:rPr>
-      </w:pPr>
-      <w:r>
-        <w:rPr>
-          <w:rFonts w:ascii="Times New Roman" w:hAnsi="Times New Roman" w:cs="Times New Roman"/>
-        </w:rPr>
-        <w:t xml:space="preserve">    sales,</w:t>
-      </w:r>
-    </w:p>
-    <w:p>
-      <w:pPr>
-        <w:rPr>
-          <w:rFonts w:ascii="Times New Roman" w:hAnsi="Times New Roman" w:cs="Times New Roman"/>
-        </w:rPr>
-      </w:pPr>
-      <w:r>
-        <w:rPr>
-          <w:rFonts w:ascii="Times New Roman" w:hAnsi="Times New Roman" w:cs="Times New Roman"/>
-        </w:rPr>
-        <w:t xml:space="preserve">    values="</w:t>
-      </w:r>
-      <w:proofErr w:type="spellStart"/>
-      <w:r>
-        <w:rPr>
-          <w:rFonts w:ascii="Times New Roman" w:hAnsi="Times New Roman" w:cs="Times New Roman"/>
-        </w:rPr>
-        <w:t>Unit_Sold</w:t>
-      </w:r>
-      <w:proofErr w:type="spellEnd"/>
-      <w:r>
-        <w:rPr>
-          <w:rFonts w:ascii="Times New Roman" w:hAnsi="Times New Roman" w:cs="Times New Roman"/>
-        </w:rPr>
-        <w:t>",</w:t>
-      </w:r>
-    </w:p>
-    <w:p>
-      <w:pPr>
-        <w:rPr>
-          <w:rFonts w:ascii="Times New Roman" w:hAnsi="Times New Roman" w:cs="Times New Roman"/>
-        </w:rPr>
-      </w:pPr>
-      <w:r>
-        <w:rPr>
-          <w:rFonts w:ascii="Times New Roman" w:hAnsi="Times New Roman" w:cs="Times New Roman"/>
-        </w:rPr>
-        <w:t xml:space="preserve">    index="Item",</w:t>
-      </w:r>
-    </w:p>
-    <w:p>
-      <w:pPr>
-        <w:rPr>
-          <w:rFonts w:ascii="Times New Roman" w:hAnsi="Times New Roman" w:cs="Times New Roman"/>
-        </w:rPr>
-      </w:pPr>
-      <w:r>
-        <w:rPr>
-          <w:rFonts w:ascii="Times New Roman" w:hAnsi="Times New Roman" w:cs="Times New Roman"/>
-        </w:rPr>
-        <w:t xml:space="preserve">    </w:t>
-      </w:r>
-      <w:proofErr w:type="spellStart"/>
-      <w:r>
-        <w:rPr>
-          <w:rFonts w:ascii="Times New Roman" w:hAnsi="Times New Roman" w:cs="Times New Roman"/>
-        </w:rPr>
-        <w:t>aggfunc</w:t>
-      </w:r>
-      <w:proofErr w:type="spellEnd"/>
-      <w:r>
-        <w:rPr>
-          <w:rFonts w:ascii="Times New Roman" w:hAnsi="Times New Roman" w:cs="Times New Roman"/>
-        </w:rPr>
-        <w:t>="sum"</w:t>
-      </w:r>
-    </w:p>
-    <w:p>
-      <w:pPr>
-        <w:rPr>
-          <w:rFonts w:ascii="Times New Roman" w:hAnsi="Times New Roman" w:cs="Times New Roman"/>
-        </w:rPr>
-      </w:pPr>
-      <w:r>
-        <w:rPr>
-          <w:rFonts w:ascii="Times New Roman" w:hAnsi="Times New Roman" w:cs="Times New Roman"/>
-        </w:rPr>
-        <w:t>)</w:t>
-      </w:r>
-    </w:p>
-    <w:p>
-      <w:pPr>
-        <w:rPr>
-          <w:rFonts w:ascii="Times New Roman" w:hAnsi="Times New Roman" w:cs="Times New Roman"/>
-        </w:rPr>
-      </w:pPr>
-      <w:r>
-        <w:rPr>
-          <w:rFonts w:ascii="Times New Roman" w:hAnsi="Times New Roman" w:cs="Times New Roman"/>
-        </w:rPr>
-        <w:t>print(</w:t>
-      </w:r>
-      <w:proofErr w:type="spellStart"/>
-      <w:r>
-        <w:rPr>
-          <w:rFonts w:ascii="Times New Roman" w:hAnsi="Times New Roman" w:cs="Times New Roman"/>
-        </w:rPr>
-        <w:t>pivot_table</w:t>
-      </w:r>
-      <w:proofErr w:type="spellEnd"/>
-      <w:r>
-        <w:rPr>
-          <w:rFonts w:ascii="Times New Roman" w:hAnsi="Times New Roman" w:cs="Times New Roman"/>
-        </w:rPr>
-        <w:t>)</w:t>
-      </w:r>
-    </w:p>
-    <w:p>
-      <w:pPr>
-        <w:rPr>
-          <w:rFonts w:ascii="Times New Roman" w:hAnsi="Times New Roman" w:cs="Times New Roman"/>
-        </w:rPr>
-      </w:pPr>
-    </w:p>
-    <w:p>
-      <w:pPr>
-        <w:rPr>
-          <w:rFonts w:ascii="Times New Roman" w:hAnsi="Times New Roman" w:cs="Times New Roman"/>
-        </w:rPr>
-      </w:pPr>
-      <w:r>
-        <w:rPr>
-          <w:rFonts w:ascii="Times New Roman" w:hAnsi="Times New Roman" w:cs="Times New Roman"/>
-        </w:rPr>
         <w:t>Output:</w:t>
       </w:r>
     </w:p>
@@ -1353,6 +1635,7 @@
   <w:style w:type="character" w:default="1" w:styleId="DefaultParagraphFont">
     <w:name w:val="Default Paragraph Font"/>
     <w:uiPriority w:val="1"/>
+    <w:semiHidden/>
     <w:unhideWhenUsed/>
   </w:style>
   <w:style w:type="table" w:default="1" w:styleId="TableNormal">
